--- a/public/exports/clauses/termination-at-will/clause.docx
+++ b/public/exports/clauses/termination-at-will/clause.docx
@@ -14,7 +14,7 @@
     </w:p>
     <w:p>
       <w:pPr>
-        <w:spacing w:after="160"/>
+        <w:spacing w:after="180"/>
         <w:jc w:val="both"/>
       </w:pPr>
       <w:r>
@@ -30,7 +30,7 @@
     </w:p>
     <w:p>
       <w:pPr>
-        <w:spacing w:after="160"/>
+        <w:spacing w:after="180"/>
         <w:jc w:val="both"/>
       </w:pPr>
       <w:r>
@@ -56,7 +56,7 @@
     </w:p>
     <w:p>
       <w:pPr>
-        <w:spacing w:after="160"/>
+        <w:spacing w:after="180"/>
         <w:jc w:val="both"/>
       </w:pPr>
       <w:r>
@@ -83,7 +83,8 @@
     <w:p>
       <w:pPr>
         <w:pStyle w:val="Heading2"/>
-        <w:spacing w:after="160" w:before="280"/>
+        <w:keepNext/>
+        <w:spacing w:after="180" w:before="360"/>
       </w:pPr>
       <w:r>
         <w:t xml:space="preserve">Чому 30 днів</w:t>
@@ -91,7 +92,7 @@
     </w:p>
     <w:p>
       <w:pPr>
-        <w:spacing w:after="160"/>
+        <w:spacing w:after="180"/>
         <w:jc w:val="both"/>
       </w:pPr>
       <w:r>
@@ -120,59 +121,11 @@
     </w:p>
     <w:p>
       <w:pPr>
-        <w:spacing w:after="160"/>
-        <w:jc w:val="both"/>
-      </w:pPr>
-      <w:r>
-        <w:t xml:space="preserve">втрачаємо не одного виконавця, а цілий контекст: документація, кредоли доступу, історія рішень, knowledge про продукт. - </w:t>
-      </w:r>
-      <w:r>
-        <w:rPr>
-          <w:b/>
-          <w:bCs/>
-        </w:rPr>
-        <w:t xml:space="preserve">Revenue planning.</w:t>
-      </w:r>
-      <w:r>
-        <w:t xml:space="preserve"> Клієнтські проекти — це наша виручка. 30 днів дає Finance і Account Management час перепланувати ресурси і знайти заміну. - </w:t>
-      </w:r>
-      <w:r>
-        <w:rPr>
-          <w:b/>
-          <w:bCs/>
-        </w:rPr>
-        <w:t xml:space="preserve">Reputation.</w:t>
-      </w:r>
-      <w:r>
-        <w:t xml:space="preserve"> Різке розірвання клієнтського договору — репутаційний удар. 30 днів показують, що ми професіонали.</w:t>
-      </w:r>
-    </w:p>
-    <w:p>
-      <w:pPr>
-        <w:pStyle w:val="Heading2"/>
-        <w:spacing w:after="160" w:before="280"/>
-      </w:pPr>
-      <w:r>
-        <w:t xml:space="preserve">At-will — чому не "for cause"</w:t>
-      </w:r>
-    </w:p>
-    <w:p>
-      <w:pPr>
-        <w:spacing w:after="160"/>
-        <w:jc w:val="both"/>
-      </w:pPr>
-      <w:r>
-        <w:t xml:space="preserve">В англо-саксонській правовій традиції, at-will termination означає "без необхідності довести, що інша сторона порушила договір". Це </w:t>
-      </w:r>
-      <w:r>
-        <w:rPr>
-          <w:b/>
-          <w:bCs/>
-        </w:rPr>
-        <w:t xml:space="preserve">простіше</w:t>
-      </w:r>
-      <w:r>
-        <w:t xml:space="preserve"> юридично, тому що:</w:t>
+        <w:spacing w:after="180"/>
+        <w:jc w:val="both"/>
+      </w:pPr>
+      <w:r>
+        <w:t xml:space="preserve">втрачаємо не одного виконавця, а цілий контекст: документація, кредоли доступу, історія рішень, knowledge про продукт.</w:t>
       </w:r>
     </w:p>
     <w:p>
@@ -185,7 +138,23 @@
         <w:spacing w:after="60"/>
       </w:pPr>
       <w:r>
-        <w:t xml:space="preserve">Не потрібно заводити спір про те, що саме є breach</w:t>
+        <w:rPr>
+          <w:b/>
+          <w:bCs/>
+        </w:rPr>
+        <w:t xml:space="preserve">Revenue planning.</w:t>
+      </w:r>
+      <w:r>
+        <w:t xml:space="preserve"> Клієнтські проекти — це наша виручка.</w:t>
+      </w:r>
+    </w:p>
+    <w:p>
+      <w:pPr>
+        <w:spacing w:after="180"/>
+        <w:jc w:val="both"/>
+      </w:pPr>
+      <w:r>
+        <w:t xml:space="preserve">30 днів дає Finance і Account Management час перепланувати ресурси і знайти заміну.</w:t>
       </w:r>
     </w:p>
     <w:p>
@@ -198,7 +167,52 @@
         <w:spacing w:after="60"/>
       </w:pPr>
       <w:r>
-        <w:t xml:space="preserve">Не потрібно документувати specific failures</w:t>
+        <w:rPr>
+          <w:b/>
+          <w:bCs/>
+        </w:rPr>
+        <w:t xml:space="preserve">Reputation.</w:t>
+      </w:r>
+      <w:r>
+        <w:t xml:space="preserve"> Різке розірвання клієнтського договору —</w:t>
+      </w:r>
+    </w:p>
+    <w:p>
+      <w:pPr>
+        <w:spacing w:after="180"/>
+        <w:jc w:val="both"/>
+      </w:pPr>
+      <w:r>
+        <w:t xml:space="preserve">репутаційний удар. 30 днів показують, що ми професіонали.</w:t>
+      </w:r>
+    </w:p>
+    <w:p>
+      <w:pPr>
+        <w:pStyle w:val="Heading2"/>
+        <w:keepNext/>
+        <w:spacing w:after="180" w:before="360"/>
+      </w:pPr>
+      <w:r>
+        <w:t xml:space="preserve">At-will — чому не "for cause"</w:t>
+      </w:r>
+    </w:p>
+    <w:p>
+      <w:pPr>
+        <w:spacing w:after="180"/>
+        <w:jc w:val="both"/>
+      </w:pPr>
+      <w:r>
+        <w:t xml:space="preserve">В англо-саксонській правовій традиції, at-will termination означає "без необхідності довести, що інша сторона порушила договір". Це </w:t>
+      </w:r>
+      <w:r>
+        <w:rPr>
+          <w:b/>
+          <w:bCs/>
+        </w:rPr>
+        <w:t xml:space="preserve">простіше</w:t>
+      </w:r>
+      <w:r>
+        <w:t xml:space="preserve"> юридично, тому що:</w:t>
       </w:r>
     </w:p>
     <w:p>
@@ -211,12 +225,38 @@
         <w:spacing w:after="60"/>
       </w:pPr>
       <w:r>
+        <w:t xml:space="preserve">Не потрібно заводити спір про те, що саме є breach</w:t>
+      </w:r>
+    </w:p>
+    <w:p>
+      <w:pPr>
+        <w:pStyle w:val="ListParagraph"/>
+        <w:numPr>
+          <w:ilvl w:val="0"/>
+          <w:numId w:val="1"/>
+        </w:numPr>
+        <w:spacing w:after="60"/>
+      </w:pPr>
+      <w:r>
+        <w:t xml:space="preserve">Не потрібно документувати specific failures</w:t>
+      </w:r>
+    </w:p>
+    <w:p>
+      <w:pPr>
+        <w:pStyle w:val="ListParagraph"/>
+        <w:numPr>
+          <w:ilvl w:val="0"/>
+          <w:numId w:val="1"/>
+        </w:numPr>
+        <w:spacing w:after="60"/>
+      </w:pPr>
+      <w:r>
         <w:t xml:space="preserve">Мінімальний ризик litigation над самим фактом розірвання</w:t>
       </w:r>
     </w:p>
     <w:p>
       <w:pPr>
-        <w:spacing w:after="160"/>
+        <w:spacing w:after="180"/>
         <w:jc w:val="both"/>
       </w:pPr>
       <w:r>
@@ -226,7 +266,8 @@
     <w:p>
       <w:pPr>
         <w:pStyle w:val="Heading2"/>
-        <w:spacing w:after="160" w:before="280"/>
+        <w:keepNext/>
+        <w:spacing w:after="180" w:before="360"/>
       </w:pPr>
       <w:r>
         <w:t xml:space="preserve">Де ще</w:t>
@@ -234,7 +275,7 @@
     </w:p>
     <w:p>
       <w:pPr>
-        <w:spacing w:after="160"/>
+        <w:spacing w:after="180"/>
         <w:jc w:val="both"/>
       </w:pPr>
       <w:r>
@@ -311,7 +352,7 @@
     </w:pPr>
     <w:r>
       <w:rPr>
-        <w:color w:val="888888"/>
+        <w:color w:val="8A8578"/>
         <w:sz w:val="16"/>
         <w:szCs w:val="16"/>
       </w:rPr>
@@ -319,12 +360,31 @@
     </w:r>
     <w:r>
       <w:rPr>
-        <w:color w:val="888888"/>
+        <w:color w:val="8A8578"/>
         <w:sz w:val="16"/>
         <w:szCs w:val="16"/>
       </w:rPr>
       <w:fldChar w:fldCharType="begin"/>
       <w:instrText xml:space="preserve">PAGE</w:instrText>
+      <w:fldChar w:fldCharType="separate"/>
+      <w:fldChar w:fldCharType="end"/>
+    </w:r>
+    <w:r>
+      <w:rPr>
+        <w:color w:val="8A8578"/>
+        <w:sz w:val="16"/>
+        <w:szCs w:val="16"/>
+      </w:rPr>
+      <w:t xml:space="preserve"> / </w:t>
+    </w:r>
+    <w:r>
+      <w:rPr>
+        <w:color w:val="8A8578"/>
+        <w:sz w:val="16"/>
+        <w:szCs w:val="16"/>
+      </w:rPr>
+      <w:fldChar w:fldCharType="begin"/>
+      <w:instrText xml:space="preserve">NUMPAGES</w:instrText>
       <w:fldChar w:fldCharType="separate"/>
       <w:fldChar w:fldCharType="end"/>
     </w:r>
@@ -500,8 +560,13 @@
     <w:basedOn w:val="Normal"/>
     <w:next w:val="Normal"/>
     <w:qFormat/>
-    <w:rPr>
-      <w:color w:val="2E74B5"/>
+    <w:pPr>
+      <w:spacing w:after="200" w:before="400"/>
+    </w:pPr>
+    <w:rPr>
+      <w:rFonts w:ascii="Georgia" w:cs="Georgia" w:eastAsia="Georgia" w:hAnsi="Georgia"/>
+      <w:b/>
+      <w:bCs/>
       <w:sz w:val="32"/>
       <w:szCs w:val="32"/>
     </w:rPr>
@@ -511,8 +576,13 @@
     <w:basedOn w:val="Normal"/>
     <w:next w:val="Normal"/>
     <w:qFormat/>
-    <w:rPr>
-      <w:color w:val="2E74B5"/>
+    <w:pPr>
+      <w:spacing w:after="160" w:before="320"/>
+    </w:pPr>
+    <w:rPr>
+      <w:rFonts w:ascii="Georgia" w:cs="Georgia" w:eastAsia="Georgia" w:hAnsi="Georgia"/>
+      <w:b/>
+      <w:bCs/>
       <w:sz w:val="26"/>
       <w:szCs w:val="26"/>
     </w:rPr>
@@ -522,10 +592,15 @@
     <w:basedOn w:val="Normal"/>
     <w:next w:val="Normal"/>
     <w:qFormat/>
-    <w:rPr>
-      <w:color w:val="1F4D78"/>
-      <w:sz w:val="24"/>
-      <w:szCs w:val="24"/>
+    <w:pPr>
+      <w:spacing w:after="120" w:before="240"/>
+    </w:pPr>
+    <w:rPr>
+      <w:rFonts w:ascii="Georgia" w:cs="Georgia" w:eastAsia="Georgia" w:hAnsi="Georgia"/>
+      <w:b/>
+      <w:bCs/>
+      <w:sz w:val="22"/>
+      <w:szCs w:val="22"/>
     </w:rPr>
   </w:style>
   <w:style w:type="paragraph" w:styleId="Heading4">

--- a/public/exports/clauses/termination-at-will/clause.docx
+++ b/public/exports/clauses/termination-at-will/clause.docx
@@ -22,10 +22,10 @@
           <w:b/>
           <w:bCs/>
         </w:rPr>
-        <w:t xml:space="preserve">Term.</w:t>
-      </w:r>
-      <w:r>
-        <w:t xml:space="preserve"> Цей договір набуває чинності від Start date і діє до розірвання будь-якою зі сторін відповідно до умов нижче.</w:t>
+        <w:t xml:space="preserve">Строк дії.</w:t>
+      </w:r>
+      <w:r>
+        <w:t xml:space="preserve"> Цей договір набуває чинності від дати початку і діє до розірвання будь-якою зі сторін відповідно до умов нижче.</w:t>
       </w:r>
     </w:p>
     <w:p>
@@ -64,20 +64,20 @@
           <w:b/>
           <w:bCs/>
         </w:rPr>
-        <w:t xml:space="preserve">Shortened notice.</w:t>
-      </w:r>
-      <w:r>
-        <w:t xml:space="preserve"> Після початкових 30 днів термінового повідомлення, сторони можуть перейти на </w:t>
-      </w:r>
-      <w:r>
-        <w:rPr>
-          <w:b/>
-          <w:bCs/>
-        </w:rPr>
-        <w:t xml:space="preserve">14-денне</w:t>
-      </w:r>
-      <w:r>
-        <w:t xml:space="preserve"> повідомлення для подальших доповнень або розірвань у межах даного договору.</w:t>
+        <w:t xml:space="preserve">Скорочений строк попередження.</w:t>
+      </w:r>
+      <w:r>
+        <w:t xml:space="preserve"> Після початкових 30 днів повідомлення сторони можуть перейти на </w:t>
+      </w:r>
+      <w:r>
+        <w:rPr>
+          <w:b/>
+          <w:bCs/>
+        </w:rPr>
+        <w:t xml:space="preserve">14 днів</w:t>
+      </w:r>
+      <w:r>
+        <w:t xml:space="preserve"> попередження для подальших доповнень або розірвань у межах цього договору.</w:t>
       </w:r>
     </w:p>
     <w:p>
@@ -96,7 +96,7 @@
         <w:jc w:val="both"/>
       </w:pPr>
       <w:r>
-        <w:t xml:space="preserve">Це свідома differenceс порівняно з субпідрядними договорами (де максимум 14 днів). Причини:</w:t>
+        <w:t xml:space="preserve">Це свідома різниця порівняно з субпідрядними договорами (де максимум 14 днів). Причини:</w:t>
       </w:r>
     </w:p>
     <w:p>
@@ -113,19 +113,19 @@
           <w:b/>
           <w:bCs/>
         </w:rPr>
-        <w:t xml:space="preserve">Client-project handover складніший.</w:t>
-      </w:r>
-      <w:r>
-        <w:t xml:space="preserve"> Коли клієнт йде, ми</w:t>
-      </w:r>
-    </w:p>
-    <w:p>
-      <w:pPr>
-        <w:spacing w:after="180"/>
-        <w:jc w:val="both"/>
-      </w:pPr>
-      <w:r>
-        <w:t xml:space="preserve">втрачаємо не одного виконавця, а цілий контекст: документація, кредоли доступу, історія рішень, knowledge про продукт.</w:t>
+        <w:t xml:space="preserve">Передача клієнтського проєкту складніша.</w:t>
+      </w:r>
+      <w:r>
+        <w:t xml:space="preserve"> Коли клієнт йде,</w:t>
+      </w:r>
+    </w:p>
+    <w:p>
+      <w:pPr>
+        <w:spacing w:after="180"/>
+        <w:jc w:val="both"/>
+      </w:pPr>
+      <w:r>
+        <w:t xml:space="preserve">ми втрачаємо не одного виконавця, а цілий контекст: документацію, доступи, історію рішень, знання про продукт.</w:t>
       </w:r>
     </w:p>
     <w:p>
@@ -142,19 +142,19 @@
           <w:b/>
           <w:bCs/>
         </w:rPr>
-        <w:t xml:space="preserve">Revenue planning.</w:t>
-      </w:r>
-      <w:r>
-        <w:t xml:space="preserve"> Клієнтські проекти — це наша виручка.</w:t>
-      </w:r>
-    </w:p>
-    <w:p>
-      <w:pPr>
-        <w:spacing w:after="180"/>
-        <w:jc w:val="both"/>
-      </w:pPr>
-      <w:r>
-        <w:t xml:space="preserve">30 днів дає Finance і Account Management час перепланувати ресурси і знайти заміну.</w:t>
+        <w:t xml:space="preserve">Планування виручки.</w:t>
+      </w:r>
+      <w:r>
+        <w:t xml:space="preserve"> Клієнтські проєкти — це наш дохід.</w:t>
+      </w:r>
+    </w:p>
+    <w:p>
+      <w:pPr>
+        <w:spacing w:after="180"/>
+        <w:jc w:val="both"/>
+      </w:pPr>
+      <w:r>
+        <w:t xml:space="preserve">30 днів дають Finance і Account Management час перепланувати ресурси і знайти заміну.</w:t>
       </w:r>
     </w:p>
     <w:p>
@@ -171,7 +171,7 @@
           <w:b/>
           <w:bCs/>
         </w:rPr>
-        <w:t xml:space="preserve">Reputation.</w:t>
+        <w:t xml:space="preserve">Репутація.</w:t>
       </w:r>
       <w:r>
         <w:t xml:space="preserve"> Різке розірвання клієнтського договору —</w:t>
@@ -193,16 +193,16 @@
         <w:spacing w:after="180" w:before="360"/>
       </w:pPr>
       <w:r>
-        <w:t xml:space="preserve">At-will — чому не "for cause"</w:t>
-      </w:r>
-    </w:p>
-    <w:p>
-      <w:pPr>
-        <w:spacing w:after="180"/>
-        <w:jc w:val="both"/>
-      </w:pPr>
-      <w:r>
-        <w:t xml:space="preserve">В англо-саксонській правовій традиції, at-will termination означає "без необхідності довести, що інша сторона порушила договір". Це </w:t>
+        <w:t xml:space="preserve">At-will — чому не «for cause»</w:t>
+      </w:r>
+    </w:p>
+    <w:p>
+      <w:pPr>
+        <w:spacing w:after="180"/>
+        <w:jc w:val="both"/>
+      </w:pPr>
+      <w:r>
+        <w:t xml:space="preserve">В англо-саксонській правовій традиції at-will termination означає «без необхідності доводити, що інша сторона порушила договір». Це </w:t>
       </w:r>
       <w:r>
         <w:rPr>
@@ -225,7 +225,7 @@
         <w:spacing w:after="60"/>
       </w:pPr>
       <w:r>
-        <w:t xml:space="preserve">Не потрібно заводити спір про те, що саме є breach</w:t>
+        <w:t xml:space="preserve">Не потрібно заводити спір про те, що саме є порушенням</w:t>
       </w:r>
     </w:p>
     <w:p>
@@ -238,7 +238,7 @@
         <w:spacing w:after="60"/>
       </w:pPr>
       <w:r>
-        <w:t xml:space="preserve">Не потрібно документувати specific failures</w:t>
+        <w:t xml:space="preserve">Не потрібно документувати конкретні невиконання</w:t>
       </w:r>
     </w:p>
     <w:p>
@@ -251,16 +251,25 @@
         <w:spacing w:after="60"/>
       </w:pPr>
       <w:r>
-        <w:t xml:space="preserve">Мінімальний ризик litigation над самим фактом розірвання</w:t>
-      </w:r>
-    </w:p>
-    <w:p>
-      <w:pPr>
-        <w:spacing w:after="180"/>
-        <w:jc w:val="both"/>
-      </w:pPr>
-      <w:r>
-        <w:t xml:space="preserve">Натомість, обов'язковий 30-денний notice — це "ціна" такого простого виходу. Обидві сторони отримують передбачуваність в обмін на відсутність необхідності обґрунтовувати.</w:t>
+        <w:t xml:space="preserve">Мінімальний ризик судового процесу над самим фактом</w:t>
+      </w:r>
+    </w:p>
+    <w:p>
+      <w:pPr>
+        <w:spacing w:after="180"/>
+        <w:jc w:val="both"/>
+      </w:pPr>
+      <w:r>
+        <w:t xml:space="preserve">розірвання</w:t>
+      </w:r>
+    </w:p>
+    <w:p>
+      <w:pPr>
+        <w:spacing w:after="180"/>
+        <w:jc w:val="both"/>
+      </w:pPr>
+      <w:r>
+        <w:t xml:space="preserve">Натомість обов'язкові 30 днів попередження — це «ціна» такого простого виходу. Обидві сторони отримують передбачуваність в обмін на відсутність необхідності щось обґрунтовувати.</w:t>
       </w:r>
     </w:p>
     <w:p>

--- a/public/exports/clauses/termination-at-will/clause.docx
+++ b/public/exports/clauses/termination-at-will/clause.docx
@@ -298,7 +298,7 @@
         <w:t xml:space="preserve">тільки</w:t>
       </w:r>
       <w:r>
-        <w:t xml:space="preserve"> у Services Agreement Sloboda 2026. Субпідрядні договори використовують Termination subcontract.</w:t>
+        <w:t xml:space="preserve"> у Services Agreement 2026. Субпідрядні договори використовують Termination subcontract.</w:t>
       </w:r>
     </w:p>
     <w:sectPr>
